--- a/docs/00-surface-temperature/sus-handreichung-surface-temperature.docx
+++ b/docs/00-surface-temperature/sus-handreichung-surface-temperature.docx
@@ -34,13 +34,13 @@
         <w:t xml:space="preserve">2026-04-28</w:t>
       </w:r>
     </w:p>
-    <w:bookmarkStart w:id="23" w:name="X4218a8ad648ebcc4778cb5b95fc5417f550a2e5"/>
+    <w:bookmarkStart w:id="23" w:name="Xf66bbe52f3ebcd222300fb75c4c910380e00139"/>
     <w:p>
       <w:pPr>
         <w:pStyle w:val="Heading1"/>
       </w:pPr>
       <w:r>
-        <w:t xml:space="preserve">Strahlungsexperiment: Was wird am heißesten?</w:t>
+        <w:t xml:space="preserve">Strahlungsexperiment: Welche Oberfläche wird am heißesten?</w:t>
       </w:r>
     </w:p>
     <w:p>
@@ -97,7 +97,7 @@
               <w:spacing w:before="16"/>
             </w:pPr>
             <w:r>
-              <w:t xml:space="preserve">Draußen fühlen sich Oberflächen oft sehr unterschiedlich warm an. Heller Sand, dunkler Sand, Wasser und Kieselsteine reagieren nicht gleich auf Strahlung.</w:t>
+              <w:t xml:space="preserve">Oberflächen nehmen Strahlung unterschiedlich auf und geben Wärme unterschiedlich schnell wieder ab.</w:t>
             </w:r>
           </w:p>
           <w:p>
@@ -105,7 +105,7 @@
               <w:pStyle w:val="BodyText"/>
             </w:pPr>
             <w:r>
-              <w:t xml:space="preserve">Ihr testet vier Oberflächen unter einer Wärmelampe. Gemessen wird mit einer Thermalkamera und einem berührungslosen Thermometer.</w:t>
+              <w:t xml:space="preserve">Ihr testet vier Materialien unter einer Wärmelampe: hellen Sand, dunklen Sand, Wasser und Kieselsteine.</w:t>
             </w:r>
           </w:p>
           <w:p>
@@ -116,7 +116,7 @@
               <w:spacing w:after="16"/>
             </w:pPr>
             <w:r>
-              <w:t xml:space="preserve">Der dunkle Sand ist ein deutliches Beispiel: An ihm kann man gut erkennen, was dunkle Oberflächen mit Strahlung machen.</w:t>
+              <w:t xml:space="preserve">Gemessen wird mit einer Thermalkamera und einem berührungslosen Thermometer.</w:t>
             </w:r>
           </w:p>
         </w:tc>
@@ -129,7 +129,7 @@
       <w:r>
         <w:drawing>
           <wp:inline>
-            <wp:extent cx="5334000" cy="4725736"/>
+            <wp:extent cx="5067300" cy="4489450"/>
             <wp:effectExtent b="0" l="0" r="0" t="0"/>
             <wp:docPr descr="Abbildung 1: Aufbau des Strahlungsexperiments" title="" id="21" name="Picture"/>
             <a:graphic>
@@ -150,7 +150,7 @@
                   <pic:spPr bwMode="auto">
                     <a:xfrm>
                       <a:off x="0" y="0"/>
-                      <a:ext cx="5334000" cy="4725736"/>
+                      <a:ext cx="5067300" cy="4489450"/>
                     </a:xfrm>
                     <a:prstGeom prst="rect">
                       <a:avLst/>
@@ -178,51 +178,35 @@
       </w:r>
     </w:p>
     <w:bookmarkEnd w:id="23"/>
-    <w:bookmarkStart w:id="24" w:name="die-frage"/>
+    <w:bookmarkStart w:id="24" w:name="forschungsfrage"/>
     <w:p>
       <w:pPr>
         <w:pStyle w:val="Heading1"/>
       </w:pPr>
       <w:r>
-        <w:t xml:space="preserve">Die Frage</w:t>
+        <w:t xml:space="preserve">Forschungsfrage</w:t>
       </w:r>
     </w:p>
     <w:p>
       <w:pPr>
         <w:pStyle w:val="FirstParagraph"/>
-      </w:pPr>
-      <w:r>
-        <w:t xml:space="preserve">Welche Oberfläche wird unter gleicher Bestrahlung am heißesten?</w:t>
-      </w:r>
-    </w:p>
-    <w:p>
-      <w:pPr>
-        <w:pStyle w:val="BodyText"/>
-      </w:pPr>
-      <w:r>
-        <w:t xml:space="preserve">Schaut euch die Materialien kurz an. Gebt vor dem Messen einen Tipp ab.</w:t>
-      </w:r>
-    </w:p>
-    <w:p>
-      <w:pPr>
-        <w:pStyle w:val="BodyText"/>
       </w:pPr>
       <w:r>
         <w:rPr>
           <w:b/>
           <w:bCs/>
         </w:rPr>
-        <w:t xml:space="preserve">Unser Tipp:</w:t>
+        <w:t xml:space="preserve">Welche Oberfläche wird unter gleicher Bestrahlung am heißesten?</w:t>
       </w:r>
     </w:p>
     <w:bookmarkEnd w:id="24"/>
-    <w:bookmarkStart w:id="25" w:name="der-versuch"/>
+    <w:bookmarkStart w:id="25" w:name="vermutung"/>
     <w:p>
       <w:pPr>
         <w:pStyle w:val="Heading1"/>
       </w:pPr>
       <w:r>
-        <w:t xml:space="preserve">Der Versuch</w:t>
+        <w:t xml:space="preserve">Vermutung</w:t>
       </w:r>
     </w:p>
     <w:p>
@@ -230,7 +214,65 @@
         <w:pStyle w:val="FirstParagraph"/>
       </w:pPr>
       <w:r>
-        <w:t xml:space="preserve">Es gibt vier flache Schalen:</w:t>
+        <w:t xml:space="preserve">Welche Oberfläche wird am heißesten?</w:t>
+      </w:r>
+    </w:p>
+    <w:p>
+      <w:pPr>
+        <w:pStyle w:val="BodyText"/>
+      </w:pPr>
+      <w:r>
+        <w:rPr>
+          <w:b/>
+          <w:bCs/>
+        </w:rPr>
+        <w:t xml:space="preserve">Unsere Vermutung:</w:t>
+      </w:r>
+    </w:p>
+    <w:p>
+      <w:pPr>
+        <w:pStyle w:val="BodyText"/>
+      </w:pPr>
+      <w:r>
+        <w:t xml:space="preserve">Warum vermutet ihr das?</w:t>
+      </w:r>
+    </w:p>
+    <w:p>
+      <w:pPr>
+        <w:pStyle w:val="BodyText"/>
+      </w:pPr>
+      <w:r>
+        <w:rPr>
+          <w:b/>
+          <w:bCs/>
+        </w:rPr>
+        <w:t xml:space="preserve">Begründung:</w:t>
+      </w:r>
+    </w:p>
+    <w:bookmarkEnd w:id="25"/>
+    <w:bookmarkStart w:id="26" w:name="aufgabe-1-aufbau-vorbereiten"/>
+    <w:p>
+      <w:pPr>
+        <w:pStyle w:val="Heading1"/>
+      </w:pPr>
+      <w:r>
+        <w:t xml:space="preserve">Aufgabe 1: Aufbau vorbereiten</w:t>
+      </w:r>
+    </w:p>
+    <w:p>
+      <w:pPr>
+        <w:pStyle w:val="FirstParagraph"/>
+      </w:pPr>
+      <w:r>
+        <w:t xml:space="preserve">Stellt vier flache Schalen nebeneinander unter eine Wärmelampe.</w:t>
+      </w:r>
+    </w:p>
+    <w:p>
+      <w:pPr>
+        <w:pStyle w:val="BodyText"/>
+      </w:pPr>
+      <w:r>
+        <w:t xml:space="preserve">Die vier Schalen enthalten:</w:t>
       </w:r>
     </w:p>
     <w:p>
@@ -242,7 +284,7 @@
         </w:numPr>
       </w:pPr>
       <w:r>
-        <w:t xml:space="preserve">heller Sand</w:t>
+        <w:t xml:space="preserve">hellen Sand</w:t>
       </w:r>
     </w:p>
     <w:p>
@@ -254,7 +296,7 @@
         </w:numPr>
       </w:pPr>
       <w:r>
-        <w:t xml:space="preserve">dunkler Sand</w:t>
+        <w:t xml:space="preserve">dunklen Sand</w:t>
       </w:r>
     </w:p>
     <w:p>
@@ -278,7 +320,7 @@
         </w:numPr>
       </w:pPr>
       <w:r>
-        <w:t xml:space="preserve">Kieselsteine / Lahnkies</w:t>
+        <w:t xml:space="preserve">Kieselsteine</w:t>
       </w:r>
     </w:p>
     <w:p>
@@ -286,7 +328,39 @@
         <w:pStyle w:val="FirstParagraph"/>
       </w:pPr>
       <w:r>
-        <w:t xml:space="preserve">Alle Schalen stehen gleich weit von der Wärmelampe entfernt. Die Lampe bleibt während des Versuchs an derselben Stelle. Ihr messt immer von oben auf die Oberfläche.</w:t>
+        <w:t xml:space="preserve">Die Wärmelampe soll alle vier Oberflächen möglichst gleichmäßig bestrahlen.</w:t>
+      </w:r>
+    </w:p>
+    <w:p>
+      <w:pPr>
+        <w:pStyle w:val="BodyText"/>
+      </w:pPr>
+      <w:r>
+        <w:t xml:space="preserve">Messt die Oberflächentemperatur mit:</w:t>
+      </w:r>
+    </w:p>
+    <w:p>
+      <w:pPr>
+        <w:pStyle w:val="Compact"/>
+        <w:numPr>
+          <w:ilvl w:val="0"/>
+          <w:numId w:val="1002"/>
+        </w:numPr>
+      </w:pPr>
+      <w:r>
+        <w:t xml:space="preserve">Thermalkamera</w:t>
+      </w:r>
+    </w:p>
+    <w:p>
+      <w:pPr>
+        <w:pStyle w:val="Compact"/>
+        <w:numPr>
+          <w:ilvl w:val="0"/>
+          <w:numId w:val="1002"/>
+        </w:numPr>
+      </w:pPr>
+      <w:r>
+        <w:t xml:space="preserve">berührungslosem Thermometer</w:t>
       </w:r>
     </w:p>
     <w:tbl>
@@ -317,34 +391,46 @@
           </w:tcPr>
           <w:p>
             <w:pPr>
+              <w:pStyle w:val="FirstParagraph"/>
+            </w:pPr>
+            <w:pPr>
+              <w:spacing w:before="16" w:after="64"/>
+            </w:pPr>
+          </w:p>
+          <w:p>
+            <w:pPr>
               <w:pStyle w:val="BodyText"/>
             </w:pPr>
             <w:pPr>
-              <w:spacing w:before="16" w:after="64"/>
-            </w:pPr>
-          </w:p>
-          <w:p>
-            <w:pPr>
-              <w:pStyle w:val="BodyText"/>
-            </w:pPr>
-            <w:pPr>
               <w:spacing w:before="16" w:after="16"/>
             </w:pPr>
             <w:r>
-              <w:t xml:space="preserve">Nicht in die helle Lampe schauen. Die Lampe nicht anfassen.</w:t>
+              <w:t xml:space="preserve">Achtet darauf, dass die Schalen gleich weit von der Lampe entfernt stehen und dass ihr immer aus ähnlicher Entfernung messt.</w:t>
             </w:r>
           </w:p>
         </w:tc>
       </w:tr>
     </w:tbl>
-    <w:bookmarkEnd w:id="25"/>
-    <w:bookmarkStart w:id="26" w:name="messen"/>
+    <w:p>
+      <w:pPr>
+        <w:pStyle w:val="BodyText"/>
+      </w:pPr>
+      <w:r>
+        <w:rPr>
+          <w:b/>
+          <w:bCs/>
+        </w:rPr>
+        <w:t xml:space="preserve">Kurze Beschreibung des Aufbaus:</w:t>
+      </w:r>
+    </w:p>
+    <w:bookmarkEnd w:id="26"/>
+    <w:bookmarkStart w:id="27" w:name="aufgabe-2-starttemperatur-messen"/>
     <w:p>
       <w:pPr>
         <w:pStyle w:val="Heading1"/>
       </w:pPr>
       <w:r>
-        <w:t xml:space="preserve">Messen</w:t>
+        <w:t xml:space="preserve">Aufgabe 2: Starttemperatur messen</w:t>
       </w:r>
     </w:p>
     <w:p>
@@ -352,29 +438,263 @@
         <w:pStyle w:val="FirstParagraph"/>
       </w:pPr>
       <w:r>
-        <w:t xml:space="preserve">Messt zuerst die Temperatur ohne Wärmelampe.</w:t>
-      </w:r>
-    </w:p>
-    <w:p>
-      <w:pPr>
-        <w:pStyle w:val="BodyText"/>
-      </w:pPr>
-      <w:r>
-        <w:t xml:space="preserve">Schaltet dann die Wärmelampe ein. Messt nach 3, 6, 9 und 12 Minuten.</w:t>
-      </w:r>
-    </w:p>
-    <w:p>
-      <w:pPr>
-        <w:pStyle w:val="BodyText"/>
-      </w:pPr>
-      <w:r>
-        <w:t xml:space="preserve">Nutzt das berührungslose Thermometer für die Zahlenwerte. Nutzt die Thermalkamera, um die Temperaturunterschiede sichtbar zu machen.</w:t>
+        <w:t xml:space="preserve">Messt zuerst alle Oberflächen, bevor die Wärmelampe eingeschaltet wird.</w:t>
       </w:r>
     </w:p>
     <w:tbl>
       <w:tblPr>
         <w:tblStyle w:val="Table"/>
-        <w:tblW w:type="auto" w:w="0"/>
+        <w:tblW w:type="pct" w:w="5000"/>
+        <w:tblLayout w:type="fixed"/>
+        <w:tblLook w:firstRow="1" w:lastRow="0" w:firstColumn="0" w:lastColumn="0" w:noHBand="0" w:noVBand="0" w:val="0020"/>
+      </w:tblPr>
+      <w:tblGrid>
+        <w:gridCol w:w="1980"/>
+        <w:gridCol w:w="1980"/>
+        <w:gridCol w:w="1980"/>
+        <w:gridCol w:w="1980"/>
+      </w:tblGrid>
+      <w:tr>
+        <w:trPr>
+          <w:tblHeader w:val="on"/>
+        </w:trPr>
+        <w:tc>
+          <w:tcPr/>
+          <w:p>
+            <w:pPr>
+              <w:pStyle w:val="Compact"/>
+            </w:pPr>
+            <w:r>
+              <w:t xml:space="preserve">Oberfläche</w:t>
+            </w:r>
+          </w:p>
+        </w:tc>
+        <w:tc>
+          <w:tcPr/>
+          <w:p>
+            <w:pPr>
+              <w:pStyle w:val="Compact"/>
+            </w:pPr>
+            <w:r>
+              <w:t xml:space="preserve">Temperatur</w:t>
+            </w:r>
+            <w:r>
+              <w:br/>
+            </w:r>
+            <w:r>
+              <w:t xml:space="preserve">in °C</w:t>
+            </w:r>
+          </w:p>
+        </w:tc>
+        <w:tc>
+          <w:tcPr/>
+          <w:p>
+            <w:pPr>
+              <w:pStyle w:val="Compact"/>
+            </w:pPr>
+            <w:r>
+              <w:t xml:space="preserve">Farbe im</w:t>
+            </w:r>
+            <w:r>
+              <w:br/>
+            </w:r>
+            <w:r>
+              <w:t xml:space="preserve">Thermalbild</w:t>
+            </w:r>
+          </w:p>
+        </w:tc>
+        <w:tc>
+          <w:tcPr/>
+          <w:p>
+            <w:pPr>
+              <w:pStyle w:val="Compact"/>
+            </w:pPr>
+            <w:r>
+              <w:t xml:space="preserve">Bemerkung</w:t>
+            </w:r>
+          </w:p>
+        </w:tc>
+      </w:tr>
+      <w:tr>
+        <w:tc>
+          <w:tcPr/>
+          <w:p>
+            <w:pPr>
+              <w:pStyle w:val="Compact"/>
+            </w:pPr>
+            <w:r>
+              <w:t xml:space="preserve">heller Sand</w:t>
+            </w:r>
+          </w:p>
+        </w:tc>
+        <w:tc>
+          <w:tcPr/>
+          <w:p>
+            <w:pPr>
+              <w:pStyle w:val="Compact"/>
+            </w:pPr>
+          </w:p>
+        </w:tc>
+        <w:tc>
+          <w:tcPr/>
+          <w:p>
+            <w:pPr>
+              <w:pStyle w:val="Compact"/>
+            </w:pPr>
+          </w:p>
+        </w:tc>
+        <w:tc>
+          <w:tcPr/>
+          <w:p>
+            <w:pPr>
+              <w:pStyle w:val="Compact"/>
+            </w:pPr>
+          </w:p>
+        </w:tc>
+      </w:tr>
+      <w:tr>
+        <w:tc>
+          <w:tcPr/>
+          <w:p>
+            <w:pPr>
+              <w:pStyle w:val="Compact"/>
+            </w:pPr>
+            <w:r>
+              <w:t xml:space="preserve">dunkler Sand</w:t>
+            </w:r>
+          </w:p>
+        </w:tc>
+        <w:tc>
+          <w:tcPr/>
+          <w:p>
+            <w:pPr>
+              <w:pStyle w:val="Compact"/>
+            </w:pPr>
+          </w:p>
+        </w:tc>
+        <w:tc>
+          <w:tcPr/>
+          <w:p>
+            <w:pPr>
+              <w:pStyle w:val="Compact"/>
+            </w:pPr>
+          </w:p>
+        </w:tc>
+        <w:tc>
+          <w:tcPr/>
+          <w:p>
+            <w:pPr>
+              <w:pStyle w:val="Compact"/>
+            </w:pPr>
+          </w:p>
+        </w:tc>
+      </w:tr>
+      <w:tr>
+        <w:tc>
+          <w:tcPr/>
+          <w:p>
+            <w:pPr>
+              <w:pStyle w:val="Compact"/>
+            </w:pPr>
+            <w:r>
+              <w:t xml:space="preserve">Wasser</w:t>
+            </w:r>
+          </w:p>
+        </w:tc>
+        <w:tc>
+          <w:tcPr/>
+          <w:p>
+            <w:pPr>
+              <w:pStyle w:val="Compact"/>
+            </w:pPr>
+          </w:p>
+        </w:tc>
+        <w:tc>
+          <w:tcPr/>
+          <w:p>
+            <w:pPr>
+              <w:pStyle w:val="Compact"/>
+            </w:pPr>
+          </w:p>
+        </w:tc>
+        <w:tc>
+          <w:tcPr/>
+          <w:p>
+            <w:pPr>
+              <w:pStyle w:val="Compact"/>
+            </w:pPr>
+          </w:p>
+        </w:tc>
+      </w:tr>
+      <w:tr>
+        <w:tc>
+          <w:tcPr/>
+          <w:p>
+            <w:pPr>
+              <w:pStyle w:val="Compact"/>
+            </w:pPr>
+            <w:r>
+              <w:t xml:space="preserve">Kieselsteine</w:t>
+            </w:r>
+          </w:p>
+        </w:tc>
+        <w:tc>
+          <w:tcPr/>
+          <w:p>
+            <w:pPr>
+              <w:pStyle w:val="Compact"/>
+            </w:pPr>
+          </w:p>
+        </w:tc>
+        <w:tc>
+          <w:tcPr/>
+          <w:p>
+            <w:pPr>
+              <w:pStyle w:val="Compact"/>
+            </w:pPr>
+          </w:p>
+        </w:tc>
+        <w:tc>
+          <w:tcPr/>
+          <w:p>
+            <w:pPr>
+              <w:pStyle w:val="Compact"/>
+            </w:pPr>
+          </w:p>
+        </w:tc>
+      </w:tr>
+    </w:tbl>
+    <w:bookmarkEnd w:id="27"/>
+    <w:bookmarkStart w:id="28" w:name="aufgabe-3-erwärmung-messen"/>
+    <w:p>
+      <w:pPr>
+        <w:pStyle w:val="Heading1"/>
+      </w:pPr>
+      <w:r>
+        <w:t xml:space="preserve">Aufgabe 3: Erwärmung messen</w:t>
+      </w:r>
+    </w:p>
+    <w:p>
+      <w:pPr>
+        <w:pStyle w:val="FirstParagraph"/>
+      </w:pPr>
+      <w:r>
+        <w:t xml:space="preserve">Schaltet die Wärmelampe ein.</w:t>
+      </w:r>
+    </w:p>
+    <w:p>
+      <w:pPr>
+        <w:pStyle w:val="BodyText"/>
+      </w:pPr>
+      <w:r>
+        <w:t xml:space="preserve">Messt die Temperatur der Oberflächen nach 3, 6, 9 und 12 Minuten.</w:t>
+      </w:r>
+    </w:p>
+    <w:tbl>
+      <w:tblPr>
+        <w:tblStyle w:val="Table"/>
+        <w:tblW w:type="pct" w:w="5000"/>
+        <w:tblLayout w:type="fixed"/>
         <w:tblLook w:firstRow="1" w:lastRow="0" w:firstColumn="0" w:lastColumn="0" w:noHBand="0" w:noVBand="0" w:val="0020"/>
       </w:tblPr>
       <w:tblGrid>
@@ -404,46 +724,66 @@
           <w:p>
             <w:pPr>
               <w:pStyle w:val="Compact"/>
-              <w:jc w:val="right"/>
             </w:pPr>
             <w:r>
               <w:t xml:space="preserve">heller Sand</w:t>
             </w:r>
-          </w:p>
-        </w:tc>
-        <w:tc>
-          <w:tcPr/>
-          <w:p>
-            <w:pPr>
-              <w:pStyle w:val="Compact"/>
-              <w:jc w:val="right"/>
+            <w:r>
+              <w:br/>
+            </w:r>
+            <w:r>
+              <w:t xml:space="preserve">°C</w:t>
+            </w:r>
+          </w:p>
+        </w:tc>
+        <w:tc>
+          <w:tcPr/>
+          <w:p>
+            <w:pPr>
+              <w:pStyle w:val="Compact"/>
             </w:pPr>
             <w:r>
               <w:t xml:space="preserve">dunkler Sand</w:t>
             </w:r>
-          </w:p>
-        </w:tc>
-        <w:tc>
-          <w:tcPr/>
-          <w:p>
-            <w:pPr>
-              <w:pStyle w:val="Compact"/>
-              <w:jc w:val="right"/>
+            <w:r>
+              <w:br/>
+            </w:r>
+            <w:r>
+              <w:t xml:space="preserve">°C</w:t>
+            </w:r>
+          </w:p>
+        </w:tc>
+        <w:tc>
+          <w:tcPr/>
+          <w:p>
+            <w:pPr>
+              <w:pStyle w:val="Compact"/>
             </w:pPr>
             <w:r>
               <w:t xml:space="preserve">Wasser</w:t>
             </w:r>
-          </w:p>
-        </w:tc>
-        <w:tc>
-          <w:tcPr/>
-          <w:p>
-            <w:pPr>
-              <w:pStyle w:val="Compact"/>
-              <w:jc w:val="right"/>
+            <w:r>
+              <w:br/>
+            </w:r>
+            <w:r>
+              <w:t xml:space="preserve">°C</w:t>
+            </w:r>
+          </w:p>
+        </w:tc>
+        <w:tc>
+          <w:tcPr/>
+          <w:p>
+            <w:pPr>
+              <w:pStyle w:val="Compact"/>
             </w:pPr>
             <w:r>
               <w:t xml:space="preserve">Kieselsteine</w:t>
+            </w:r>
+            <w:r>
+              <w:br/>
+            </w:r>
+            <w:r>
+              <w:t xml:space="preserve">°C</w:t>
             </w:r>
           </w:p>
         </w:tc>
@@ -674,14 +1014,14 @@
         </w:tc>
       </w:tr>
     </w:tbl>
-    <w:bookmarkEnd w:id="26"/>
-    <w:bookmarkStart w:id="27" w:name="ergebnis"/>
+    <w:bookmarkEnd w:id="28"/>
+    <w:bookmarkStart w:id="29" w:name="aufgabe-4-ergebnisse-ordnen"/>
     <w:p>
       <w:pPr>
         <w:pStyle w:val="Heading1"/>
       </w:pPr>
       <w:r>
-        <w:t xml:space="preserve">Ergebnis</w:t>
+        <w:t xml:space="preserve">Aufgabe 4: Ergebnisse ordnen</w:t>
       </w:r>
     </w:p>
     <w:p>
@@ -689,7 +1029,7 @@
         <w:pStyle w:val="FirstParagraph"/>
       </w:pPr>
       <w:r>
-        <w:t xml:space="preserve">Schaut nach 12 Minuten auf eure Messwerte und auf das Thermalbild.</w:t>
+        <w:t xml:space="preserve">Welche Oberfläche wurde am heißesten?</w:t>
       </w:r>
     </w:p>
     <w:p>
@@ -709,6 +1049,14 @@
         <w:pStyle w:val="BodyText"/>
       </w:pPr>
       <w:r>
+        <w:t xml:space="preserve">Welche Oberfläche blieb am kühlsten?</w:t>
+      </w:r>
+    </w:p>
+    <w:p>
+      <w:pPr>
+        <w:pStyle w:val="BodyText"/>
+      </w:pPr>
+      <w:r>
         <w:rPr>
           <w:b/>
           <w:bCs/>
@@ -721,29 +1069,27 @@
         <w:pStyle w:val="BodyText"/>
       </w:pPr>
       <w:r>
+        <w:t xml:space="preserve">Welche Oberfläche hat sich am stärksten verändert?</w:t>
+      </w:r>
+    </w:p>
+    <w:p>
+      <w:pPr>
+        <w:pStyle w:val="BodyText"/>
+      </w:pPr>
+      <w:r>
         <w:rPr>
           <w:b/>
           <w:bCs/>
         </w:rPr>
-        <w:t xml:space="preserve">Das war im Thermalbild besonders auffällig:</w:t>
-      </w:r>
-    </w:p>
-    <w:bookmarkEnd w:id="27"/>
-    <w:bookmarkStart w:id="28" w:name="auswertung"/>
-    <w:p>
-      <w:pPr>
-        <w:pStyle w:val="Heading1"/>
-      </w:pPr>
-      <w:r>
-        <w:t xml:space="preserve">Auswertung</w:t>
-      </w:r>
-    </w:p>
-    <w:p>
-      <w:pPr>
-        <w:pStyle w:val="FirstParagraph"/>
-      </w:pPr>
-      <w:r>
-        <w:t xml:space="preserve">Vergleicht euren Tipp mit den Messwerten.</w:t>
+        <w:t xml:space="preserve">Am stärksten verändert hat sich:</w:t>
+      </w:r>
+    </w:p>
+    <w:p>
+      <w:pPr>
+        <w:pStyle w:val="BodyText"/>
+      </w:pPr>
+      <w:r>
+        <w:t xml:space="preserve">Was war im Thermalbild besonders auffällig?</w:t>
       </w:r>
     </w:p>
     <w:p>
@@ -755,7 +1101,61 @@
           <w:b/>
           <w:bCs/>
         </w:rPr>
-        <w:t xml:space="preserve">Unser Tipp war richtig / falsch, weil:</w:t>
+        <w:t xml:space="preserve">Antwort:</w:t>
+      </w:r>
+    </w:p>
+    <w:bookmarkEnd w:id="29"/>
+    <w:bookmarkStart w:id="30" w:name="aufgabe-5-auswertung"/>
+    <w:p>
+      <w:pPr>
+        <w:pStyle w:val="Heading1"/>
+      </w:pPr>
+      <w:r>
+        <w:t xml:space="preserve">Aufgabe 5: Auswertung</w:t>
+      </w:r>
+    </w:p>
+    <w:p>
+      <w:pPr>
+        <w:pStyle w:val="FirstParagraph"/>
+      </w:pPr>
+      <w:r>
+        <w:t xml:space="preserve">War eure Vermutung richtig?</w:t>
+      </w:r>
+    </w:p>
+    <w:p>
+      <w:pPr>
+        <w:pStyle w:val="BodyText"/>
+      </w:pPr>
+      <w:r>
+        <w:t xml:space="preserve">☐ ja</w:t>
+      </w:r>
+    </w:p>
+    <w:p>
+      <w:pPr>
+        <w:pStyle w:val="BodyText"/>
+      </w:pPr>
+      <w:r>
+        <w:t xml:space="preserve">☐ nein</w:t>
+      </w:r>
+    </w:p>
+    <w:p>
+      <w:pPr>
+        <w:pStyle w:val="BodyText"/>
+      </w:pPr>
+      <w:r>
+        <w:t xml:space="preserve">Begründet mit euren Messwerten.</w:t>
+      </w:r>
+    </w:p>
+    <w:p>
+      <w:pPr>
+        <w:pStyle w:val="BodyText"/>
+      </w:pPr>
+      <w:r>
+        <w:rPr>
+          <w:b/>
+          <w:bCs/>
+        </w:rPr>
+        <w:t xml:space="preserve">Begründung:</w:t>
       </w:r>
     </w:p>
     <w:p>
@@ -778,14 +1178,14 @@
         <w:t xml:space="preserve">Unsere Regel:</w:t>
       </w:r>
     </w:p>
-    <w:bookmarkEnd w:id="28"/>
-    <w:bookmarkStart w:id="29" w:name="realwelt"/>
+    <w:bookmarkEnd w:id="30"/>
+    <w:bookmarkStart w:id="31" w:name="aufgabe-6-realwelt"/>
     <w:p>
       <w:pPr>
         <w:pStyle w:val="Heading1"/>
       </w:pPr>
       <w:r>
-        <w:t xml:space="preserve">Realwelt</w:t>
+        <w:t xml:space="preserve">Aufgabe 6: Realwelt</w:t>
       </w:r>
     </w:p>
     <w:p>
@@ -793,7 +1193,7 @@
         <w:pStyle w:val="FirstParagraph"/>
       </w:pPr>
       <w:r>
-        <w:t xml:space="preserve">Solche Unterschiede kann man draußen an vielen Orten bemerken: auf Wegen, an Stränden, an Ufern, auf Kiesflächen, auf Parkplätzen oder an Pfützen.</w:t>
+        <w:t xml:space="preserve">An welchen Orten draußen könnte man solche Temperaturunterschiede spüren?</w:t>
       </w:r>
     </w:p>
     <w:p>
@@ -801,7 +1201,7 @@
         <w:pStyle w:val="BodyText"/>
       </w:pPr>
       <w:r>
-        <w:t xml:space="preserve">Dunkle Oberflächen werden in der Sonne oft deutlich wärmer als helle Oberflächen. Wasser erwärmt sich anders als Sand oder Stein, weil es Wärme stärker aufnimmt, verteilt und speichert.</w:t>
+        <w:t xml:space="preserve">Beschreibt einen Ort oder eine Situation.</w:t>
       </w:r>
     </w:p>
     <w:p>
@@ -813,11 +1213,31 @@
           <w:b/>
           <w:bCs/>
         </w:rPr>
-        <w:t xml:space="preserve">Ein Ort draußen, an dem man so einen Temperaturunterschied merken könnte:</w:t>
-      </w:r>
-    </w:p>
-    <w:bookmarkEnd w:id="29"/>
-    <w:bookmarkStart w:id="30" w:name="merksatz"/>
+        <w:t xml:space="preserve">Antwort:</w:t>
+      </w:r>
+    </w:p>
+    <w:p>
+      <w:pPr>
+        <w:pStyle w:val="BodyText"/>
+      </w:pPr>
+      <w:r>
+        <w:t xml:space="preserve">Was könnte das für Menschen an heißen Tagen bedeuten?</w:t>
+      </w:r>
+    </w:p>
+    <w:p>
+      <w:pPr>
+        <w:pStyle w:val="BodyText"/>
+      </w:pPr>
+      <w:r>
+        <w:rPr>
+          <w:b/>
+          <w:bCs/>
+        </w:rPr>
+        <w:t xml:space="preserve">Antwort:</w:t>
+      </w:r>
+    </w:p>
+    <w:bookmarkEnd w:id="31"/>
+    <w:bookmarkStart w:id="32" w:name="merksatz"/>
     <w:p>
       <w:pPr>
         <w:pStyle w:val="Heading1"/>
@@ -831,7 +1251,7 @@
         <w:pStyle w:val="FirstParagraph"/>
       </w:pPr>
       <w:r>
-        <w:t xml:space="preserve">In unserem Versuch wurde ______________________________ am heißesten.</w:t>
+        <w:t xml:space="preserve">Ergänzt den Merksatz mit euren Ergebnissen.</w:t>
       </w:r>
     </w:p>
     <w:p>
@@ -839,7 +1259,7 @@
         <w:pStyle w:val="BodyText"/>
       </w:pPr>
       <w:r>
-        <w:t xml:space="preserve">Am kühlsten blieb ______________________________.</w:t>
+        <w:t xml:space="preserve">In unserem Versuch wurde __________________________ am heißesten.</w:t>
       </w:r>
     </w:p>
     <w:p>
@@ -847,10 +1267,25 @@
         <w:pStyle w:val="BodyText"/>
       </w:pPr>
       <w:r>
-        <w:t xml:space="preserve">Das zeigt: Oberflächen werden unter gleicher Strahlung ______________________________ warm.</w:t>
-      </w:r>
-    </w:p>
-    <w:bookmarkEnd w:id="30"/>
+        <w:t xml:space="preserve">Am kühlsten blieb __________________________.</w:t>
+      </w:r>
+    </w:p>
+    <w:p>
+      <w:pPr>
+        <w:pStyle w:val="BodyText"/>
+      </w:pPr>
+      <w:r>
+        <w:t xml:space="preserve">Unsere Messwerte zeigen:</w:t>
+      </w:r>
+    </w:p>
+    <w:p>
+      <w:r>
+        <w:pict>
+          <v:rect style="width:0;height:1.5pt" o:hralign="center" o:hrstd="t" o:hr="t"/>
+        </w:pict>
+      </w:r>
+    </w:p>
+    <w:bookmarkEnd w:id="32"/>
     <w:sectPr>
       <w:footnotePr>
         <w:numRestart w:val="eachSect"/>
@@ -1068,6 +1503,9 @@
     <w:abstractNumId w:val="990"/>
   </w:num>
   <w:num w:numId="1001">
+    <w:abstractNumId w:val="991"/>
+  </w:num>
+  <w:num w:numId="1002">
     <w:abstractNumId w:val="991"/>
   </w:num>
 </w:numbering>
